--- a/熊猫成仙，从青竹山开始/第一卷 龙蛇起陆/第026章 十四根，一根也不给.docx
+++ b/熊猫成仙，从青竹山开始/第一卷 龙蛇起陆/第026章 十四根，一根也不给.docx
@@ -131,7 +131,7 @@
           <w:sz w:val="27"/>
           <w:szCs w:val="27"/>
         </w:rPr>
-        <w:t xml:space="preserve">竹长庚在石头前站了一会儿。</w:t>
+        <w:t xml:space="preserve">竹长庚在石头前蹲不下来，就站着，一只手扶着石头。</w:t>
       </w:r>
     </w:p>
     <w:p>
@@ -313,6 +313,20 @@
           <w:sz w:val="27"/>
           <w:szCs w:val="27"/>
         </w:rPr>
+        <w:t xml:space="preserve">陆明远跟在后面看。上辈子园里盘库，一根一根数，数完在册子上画勾，勾在纸上。这儿是拿刀在竹身上划口子，划完这个数就长在竹子上了，改不了。</w:t>
+      </w:r>
+    </w:p>
+    <w:p>
+      <w:pPr>
+        <w:spacing w:line="468" w:lineRule="auto" w:after="149"/>
+        <w:ind w:firstLineChars="200" w:firstLine="540"/>
+      </w:pPr>
+      <w:r>
+        <w:rPr>
+          <w:rFonts w:ascii="Times New Roman" w:hAnsi="Times New Roman" w:eastAsia="宋体" w:cs="Times New Roman"/>
+          <w:sz w:val="27"/>
+          <w:szCs w:val="27"/>
+        </w:rPr>
         <w:t xml:space="preserve">数到中午，回到石坎底下。</w:t>
       </w:r>
     </w:p>
@@ -523,7 +537,7 @@
           <w:sz w:val="27"/>
           <w:szCs w:val="27"/>
         </w:rPr>
-        <w:t xml:space="preserve">陆明远把气沉下去。十丈以内，那些竹子的根、节、梢，一根一根都在他心里亮起来。他挑中一丛，往东边压。</w:t>
+        <w:t xml:space="preserve">陆明远把气沉下去。十丈以内，那些竹子的根、节、梢，一根一根都在他心里亮起来。他挑中一丛，往东边压。压的时候四条腿撑开，屁股往后坐，像在拔河。</w:t>
       </w:r>
     </w:p>
     <w:p>
@@ -957,7 +971,7 @@
           <w:sz w:val="27"/>
           <w:szCs w:val="27"/>
         </w:rPr>
-        <w:t xml:space="preserve">院子里静了很久。灶间的火烧着，光从门里漏出来一条。</w:t>
+        <w:t xml:space="preserve">院子里静得能听见灶膛里的柴塌下去。</w:t>
       </w:r>
     </w:p>
     <w:p>
@@ -1293,7 +1307,7 @@
           <w:sz w:val="27"/>
           <w:szCs w:val="27"/>
         </w:rPr>
-        <w:t xml:space="preserve">柳禾看着他，看了很久。</w:t>
+        <w:t xml:space="preserve">柳禾看着他，把手里的布叠了三遍。</w:t>
       </w:r>
     </w:p>
     <w:p>
@@ -1349,7 +1363,7 @@
           <w:sz w:val="27"/>
           <w:szCs w:val="27"/>
         </w:rPr>
-        <w:t xml:space="preserve">他没有进院子，站在田边，看着那四根竹子，看了很久。</w:t>
+        <w:t xml:space="preserve">他没有进院子，站在田边，看着那四根竹子，一根一根数过去。</w:t>
       </w:r>
     </w:p>
     <w:p>
@@ -1419,7 +1433,7 @@
           <w:sz w:val="27"/>
           <w:szCs w:val="27"/>
         </w:rPr>
-        <w:t xml:space="preserve">竹长庚把竹杖往地上顿了一下。</w:t>
+        <w:t xml:space="preserve">竹长庚拿杖尾在地上磕了两下，磕掉一层泥。</w:t>
       </w:r>
     </w:p>
     <w:p>
@@ -1615,7 +1629,7 @@
           <w:sz w:val="27"/>
           <w:szCs w:val="27"/>
         </w:rPr>
-        <w:t xml:space="preserve">吴管事站了一会儿。</w:t>
+        <w:t xml:space="preserve">吴管事把脚在原地挪了挪。</w:t>
       </w:r>
     </w:p>
     <w:p>
